--- a/en/wisdom-stories/everyone-is-the-same-here.docx
+++ b/en/wisdom-stories/everyone-is-the-same-here.docx
@@ -3,93 +3,141 @@
 <w:document xmlns:wpc="http://schemas.microsoft.com/office/word/2010/wordprocessingCanvas" xmlns:mo="http://schemas.microsoft.com/office/mac/office/2008/main" xmlns:mc="http://schemas.openxmlformats.org/markup-compatibility/2006" xmlns:mv="urn:schemas-microsoft-com:mac:vml" xmlns:o="urn:schemas-microsoft-com:office:office" xmlns:r="http://schemas.openxmlformats.org/officeDocument/2006/relationships" xmlns:m="http://schemas.openxmlformats.org/officeDocument/2006/math" xmlns:v="urn:schemas-microsoft-com:vml" xmlns:wp14="http://schemas.microsoft.com/office/word/2010/wordprocessingDrawing" xmlns:wp="http://schemas.openxmlformats.org/drawingml/2006/wordprocessingDrawing" xmlns:w10="urn:schemas-microsoft-com:office:word" xmlns:w="http://schemas.openxmlformats.org/wordprocessingml/2006/main" xmlns:w14="http://schemas.microsoft.com/office/word/2010/wordml" xmlns:wpg="http://schemas.microsoft.com/office/word/2010/wordprocessingGroup" xmlns:wpi="http://schemas.microsoft.com/office/word/2010/wordprocessingInk" xmlns:wne="http://schemas.microsoft.com/office/word/2006/wordml" xmlns:wps="http://schemas.microsoft.com/office/word/2010/wordprocessingShape" mc:Ignorable="w14 wp14">
   <w:body>
     <w:p>
+      <w:pPr>
+        <w:pStyle w:val="Title"/>
+      </w:pPr>
       <w:r>
-        <w:t>Everyone Is the Same Here</w:t>
+        <w:t>Everyone Is Equal Here</w:t>
       </w:r>
     </w:p>
     <w:p>
+      <w:pPr/>
       <w:r>
-        <w:t>A newly appointed young head of the district municipality decided to walk around and learn the situation. After walking the area alone, he entered a teahouse on a side street and ordered tea.</w:t>
+        <w:t>A young, newly appointed municipal leader decided to explore his district on foot. After walking around alone, he stopped for tea at a teahouse on a side street.</w:t>
       </w:r>
     </w:p>
     <w:p>
+      <w:pPr>
+        <w:spacing w:after="80"/>
+      </w:pPr>
       <w:r>
-        <w:t>Just then a twelve- or thirteen-year-old child said:</w:t>
+        <w:t>“Uncle, may I polish your shoes?” asked a boy of twelve or thirteen.</w:t>
       </w:r>
     </w:p>
     <w:p>
+      <w:pPr>
+        <w:spacing w:after="80"/>
+      </w:pPr>
       <w:r>
-        <w:t>— Uncle, shall I polish your shoes?</w:t>
+        <w:t>His shoes were already polished, but he did not want to disappoint the boy.</w:t>
       </w:r>
     </w:p>
     <w:p>
+      <w:pPr>
+        <w:spacing w:after="80"/>
+      </w:pPr>
       <w:r>
-        <w:t>Though his shoes were already polished, not wishing to hurt the child’s heart, he said:</w:t>
+        <w:t>“All right. If you do a good job, I’ll pay you double.”</w:t>
       </w:r>
     </w:p>
     <w:p>
+      <w:pPr>
+        <w:spacing w:after="80"/>
+      </w:pPr>
       <w:r>
-        <w:t>— All right, come polish them. If you do it well, I’ll give you twice what you ask. — Then the child replied:</w:t>
+        <w:t>“I do the same good job for everyone,” the boy replied.</w:t>
       </w:r>
     </w:p>
     <w:p>
-      <w:r>
-        <w:t>— I polish them the same way for everyone.</w:t>
-      </w:r>
-    </w:p>
-    <w:p>
+      <w:pPr>
+        <w:spacing w:after="80"/>
+      </w:pPr>
       <w:r>
         <w:t>The official said:</w:t>
       </w:r>
     </w:p>
     <w:p>
+      <w:pPr>
+        <w:spacing w:after="80"/>
+      </w:pPr>
       <w:r>
-        <w:t>— What do you mean?</w:t>
+        <w:t>“What do you mean?”</w:t>
       </w:r>
     </w:p>
     <w:p>
+      <w:pPr>
+        <w:spacing w:after="80"/>
+      </w:pPr>
       <w:r>
         <w:t>The child answered:</w:t>
       </w:r>
     </w:p>
     <w:p>
+      <w:pPr/>
       <w:r>
-        <w:t>— Our teacher told us: “Children, whatever you do, treat everyone the same — do not discriminate.” With this money I will buy medicine for my sick mother. If I serve you differently, that medicine will not heal her!</w:t>
+        <w:t>“Our teacher told us to treat everyone equally, whatever we do. I’m earning money to buy medicine for my mother. If I treat you differently, that medicine won’t make her better!”</w:t>
       </w:r>
     </w:p>
     <w:p>
+      <w:pPr/>
       <w:r>
-        <w:t>The young official had learned one of the most important lessons of his life. He was deeply moved and gave the child the largest note in his pocket, and his card as well. He promised to look after this fatherless boy who both studied and cared for his sick mother.</w:t>
+        <w:t>Deeply moved, the official gave the boy the largest banknote in his pocket and his business card. He promised to help the fatherless child, who was attending school while caring for his sick mother.</w:t>
       </w:r>
     </w:p>
     <w:p>
+      <w:pPr>
+        <w:spacing w:after="80"/>
+      </w:pPr>
       <w:r>
-        <w:t>He also went to see the teacher who had instilled that honesty in the child, and thanked him separately.</w:t>
+        <w:t>He also visited the teacher to thank him for teaching the boy such honesty.</w:t>
       </w:r>
     </w:p>
     <w:p>
+      <w:pPr/>
       <w:r>
-        <w:t>So as not to forget what he had heard from the shoe-shine boy, and to apply it always in his work, he had the sentence “Everyone is the same here” written on the back of the nameplate on his desk.</w:t>
+        <w:t>To keep the lesson before him, he had the words “Everyone is equal here” written on the back of his desk nameplate.</w:t>
       </w:r>
     </w:p>
     <w:p>
+      <w:pPr>
+        <w:keepNext/>
+        <w:spacing w:after="80"/>
+      </w:pPr>
       <w:r>
         <w:t>Though it was hard, he always tried to put it into practice.</w:t>
       </w:r>
     </w:p>
     <w:p>
+      <w:pPr>
+        <w:keepNext/>
+        <w:keepLines/>
+        <w:spacing w:before="160"/>
+      </w:pPr>
       <w:r>
-        <w:t>Moral: Treat a person the same because they are human, not because of their rank. Society is changed by those who choose what is right in small moments.</w:t>
+        <w:rPr>
+          <w:b/>
+        </w:rPr>
+        <w:t>Moral:</w:t>
+      </w:r>
+      <w:r>
+        <w:t xml:space="preserve"> Treat a person the same because they are human, not because of their rank. Society is changed by those who choose what is right in small moments.</w:t>
       </w:r>
     </w:p>
     <w:p>
+      <w:pPr>
+        <w:spacing w:after="80"/>
+      </w:pPr>
       <w:r>
-        <w:t>The story was obtained from open Internet sources.</w:t>
+        <w:rPr>
+          <w:i/>
+          <w:sz w:val="18"/>
+        </w:rPr>
+        <w:t>Source: Publicly available internet sources.</w:t>
       </w:r>
     </w:p>
     <w:sectPr>
       <w:pgSz w:w="12240" w:h="15840"/>
-      <w:pgMar w:top="1440" w:right="1800" w:bottom="1440" w:left="1800" w:header="720" w:footer="720" w:gutter="0"/>
+      <w:pgMar w:top="1080" w:right="1224" w:bottom="1080" w:left="1224" w:header="720" w:footer="720" w:gutter="0"/>
       <w:cols w:space="720"/>
       <w:docGrid w:linePitch="360"/>
     </w:sectPr>
@@ -460,6 +508,16 @@
     <w:name w:val="Normal"/>
     <w:qFormat/>
     <w:rsid w:val="00FC693F"/>
+    <w:pPr>
+      <w:widowControl/>
+      <w:spacing w:after="120" w:line="259" w:lineRule="auto"/>
+    </w:pPr>
+    <w:rPr>
+      <w:rFonts w:ascii="Arial" w:hAnsi="Arial"/>
+      <w:color w:val="000000"/>
+      <w:sz w:val="22"/>
+      <w:lang w:val="en-US"/>
+    </w:rPr>
   </w:style>
   <w:style w:type="paragraph" w:styleId="Header">
     <w:name w:val="header"/>
@@ -802,18 +860,17 @@
     <w:qFormat/>
     <w:rsid w:val="00FC693F"/>
     <w:pPr>
-      <w:pBdr>
-        <w:bottom w:val="single" w:sz="8" w:space="4" w:color="4F81BD" w:themeColor="accent1"/>
-      </w:pBdr>
-      <w:spacing w:after="300" w:line="240" w:lineRule="auto"/>
+      <w:keepNext/>
+      <w:spacing w:after="280" w:line="240" w:lineRule="auto"/>
       <w:contextualSpacing/>
     </w:pPr>
     <w:rPr>
-      <w:rFonts w:asciiTheme="majorHAnsi" w:eastAsiaTheme="majorEastAsia" w:hAnsiTheme="majorHAnsi" w:cstheme="majorBidi"/>
-      <w:color w:val="17365D" w:themeColor="text2" w:themeShade="BF"/>
+      <w:rFonts w:asciiTheme="majorHAnsi" w:eastAsiaTheme="majorEastAsia" w:hAnsiTheme="majorHAnsi" w:cstheme="majorBidi" w:ascii="Arial" w:hAnsi="Arial"/>
+      <w:b/>
+      <w:color w:val="000000"/>
       <w:spacing w:val="5"/>
       <w:kern w:val="28"/>
-      <w:sz w:val="52"/>
+      <w:sz w:val="34"/>
       <w:szCs w:val="52"/>
     </w:rPr>
   </w:style>
@@ -1289,9 +1346,6 @@
     <w:qFormat/>
     <w:rsid w:val="00FC693F"/>
     <w:pPr>
-      <w:pBdr>
-        <w:bottom w:val="single" w:sz="4" w:space="4" w:color="4F81BD" w:themeColor="accent1"/>
-      </w:pBdr>
       <w:spacing w:before="200" w:after="280"/>
       <w:ind w:left="936" w:right="936"/>
     </w:pPr>

--- a/en/wisdom-stories/everyone-is-the-same-here.docx
+++ b/en/wisdom-stories/everyone-is-the-same-here.docx
@@ -45,7 +45,7 @@
         <w:spacing w:after="80"/>
       </w:pPr>
       <w:r>
-        <w:t>“I do the same good job for everyone,” the boy replied.</w:t>
+        <w:t>“I polish the same way for everyone,” the boy replied.</w:t>
       </w:r>
     </w:p>
     <w:p>
@@ -61,7 +61,7 @@
         <w:spacing w:after="80"/>
       </w:pPr>
       <w:r>
-        <w:t>“What do you mean?”</w:t>
+        <w:t>“What do you mean?” he asked in surprise.</w:t>
       </w:r>
     </w:p>
     <w:p>
@@ -75,13 +75,13 @@
     <w:p>
       <w:pPr/>
       <w:r>
-        <w:t>“Our teacher told us to treat everyone equally, whatever we do. I’m earning money to buy medicine for my mother. If I treat you differently, that medicine won’t make her better!”</w:t>
+        <w:t>“Our teacher told us to treat everyone equally, whatever we do. I’m earning money to buy medicine for my sick mother. If I treat you differently, that medicine won’t make her better!”</w:t>
       </w:r>
     </w:p>
     <w:p>
       <w:pPr/>
       <w:r>
-        <w:t>Deeply moved, the official gave the boy the largest banknote in his pocket and his business card. He promised to help the fatherless child, who was attending school while caring for his sick mother.</w:t>
+        <w:t>The young head learned one of the most important lessons of his life. Deeply moved, he gave the boy the largest banknote in his pocket and his business card. He promised to help the fatherless child, who was attending school while caring for his sick mother.</w:t>
       </w:r>
     </w:p>
     <w:p>
@@ -117,11 +117,9 @@
         <w:rPr>
           <w:b/>
         </w:rPr>
-        <w:t>Moral:</w:t>
+        <w:t>Moral: Treat a person the same because they are human, not because of their rank. Society is changed by those who choose what is right in small moments.</w:t>
       </w:r>
-      <w:r>
-        <w:t xml:space="preserve"> Treat a person the same because they are human, not because of their rank. Society is changed by those who choose what is right in small moments.</w:t>
-      </w:r>
+      <w:r/>
     </w:p>
     <w:p>
       <w:pPr>
@@ -132,7 +130,7 @@
           <w:i/>
           <w:sz w:val="18"/>
         </w:rPr>
-        <w:t>Source: Publicly available internet sources.</w:t>
+        <w:t>Stories are taken from open Internet sources; illustrations were created with AI.</w:t>
       </w:r>
     </w:p>
     <w:sectPr>
